--- a/Vocabulary, grammar/3A - Get that job.docx
+++ b/Vocabulary, grammar/3A - Get that job.docx
@@ -2869,18 +2869,7 @@
                 <w:szCs w:val="28"/>
                 <w:lang w:val="en-US"/>
               </w:rPr>
-              <w:t xml:space="preserve"> your </w:t>
-            </w:r>
-            <w:r>
-              <w:rPr>
-                <w:rFonts w:ascii="Times New Roman" w:hAnsi="Times New Roman" w:cs="Times New Roman"/>
-                <w:b/>
-                <w:bCs/>
-                <w:sz w:val="28"/>
-                <w:szCs w:val="28"/>
-                <w:lang w:val="en-US"/>
-              </w:rPr>
-              <w:t>responsibility</w:t>
+              <w:t xml:space="preserve"> your responsibility</w:t>
             </w:r>
           </w:p>
         </w:tc>
@@ -3578,6 +3567,2283 @@
                 <w:szCs w:val="28"/>
               </w:rPr>
               <w:t>Без сомнения …</w:t>
+            </w:r>
+          </w:p>
+        </w:tc>
+      </w:tr>
+      <w:tr>
+        <w:tc>
+          <w:tcPr>
+            <w:tcW w:w="3964" w:type="dxa"/>
+          </w:tcPr>
+          <w:p>
+            <w:pPr>
+              <w:spacing w:line="360" w:lineRule="auto"/>
+              <w:rPr>
+                <w:rFonts w:ascii="Times New Roman" w:hAnsi="Times New Roman" w:cs="Times New Roman"/>
+                <w:sz w:val="28"/>
+                <w:szCs w:val="28"/>
+                <w:lang w:val="en-US"/>
+              </w:rPr>
+            </w:pPr>
+            <w:r>
+              <w:rPr>
+                <w:rFonts w:ascii="Times New Roman" w:hAnsi="Times New Roman" w:cs="Times New Roman"/>
+                <w:sz w:val="28"/>
+                <w:szCs w:val="28"/>
+                <w:lang w:val="en-US"/>
+              </w:rPr>
+              <w:t>Be aware of …</w:t>
+            </w:r>
+          </w:p>
+        </w:tc>
+        <w:tc>
+          <w:tcPr>
+            <w:tcW w:w="6379" w:type="dxa"/>
+          </w:tcPr>
+          <w:p>
+            <w:pPr>
+              <w:spacing w:line="360" w:lineRule="auto"/>
+              <w:rPr>
+                <w:rFonts w:ascii="Times New Roman" w:hAnsi="Times New Roman" w:cs="Times New Roman"/>
+                <w:sz w:val="28"/>
+                <w:szCs w:val="28"/>
+              </w:rPr>
+            </w:pPr>
+            <w:r>
+              <w:rPr>
+                <w:rFonts w:ascii="Times New Roman" w:hAnsi="Times New Roman" w:cs="Times New Roman"/>
+                <w:sz w:val="28"/>
+                <w:szCs w:val="28"/>
+              </w:rPr>
+              <w:t>Быть в курсе чего-то …</w:t>
+            </w:r>
+          </w:p>
+        </w:tc>
+      </w:tr>
+      <w:tr>
+        <w:tc>
+          <w:tcPr>
+            <w:tcW w:w="3964" w:type="dxa"/>
+          </w:tcPr>
+          <w:p>
+            <w:pPr>
+              <w:spacing w:line="360" w:lineRule="auto"/>
+              <w:rPr>
+                <w:rFonts w:ascii="Times New Roman" w:hAnsi="Times New Roman" w:cs="Times New Roman"/>
+                <w:sz w:val="28"/>
+                <w:szCs w:val="28"/>
+                <w:lang w:val="en-US"/>
+              </w:rPr>
+            </w:pPr>
+            <w:r>
+              <w:rPr>
+                <w:rFonts w:ascii="Times New Roman" w:hAnsi="Times New Roman" w:cs="Times New Roman"/>
+                <w:sz w:val="28"/>
+                <w:szCs w:val="28"/>
+                <w:lang w:val="en-US"/>
+              </w:rPr>
+              <w:t>Be wary of …</w:t>
+            </w:r>
+          </w:p>
+        </w:tc>
+        <w:tc>
+          <w:tcPr>
+            <w:tcW w:w="6379" w:type="dxa"/>
+          </w:tcPr>
+          <w:p>
+            <w:pPr>
+              <w:spacing w:line="360" w:lineRule="auto"/>
+              <w:rPr>
+                <w:rFonts w:ascii="Times New Roman" w:hAnsi="Times New Roman" w:cs="Times New Roman"/>
+                <w:sz w:val="28"/>
+                <w:szCs w:val="28"/>
+              </w:rPr>
+            </w:pPr>
+            <w:r>
+              <w:rPr>
+                <w:rFonts w:ascii="Times New Roman" w:hAnsi="Times New Roman" w:cs="Times New Roman"/>
+                <w:sz w:val="28"/>
+                <w:szCs w:val="28"/>
+              </w:rPr>
+              <w:t>Остерегайтесь чего-то (кого-то) …</w:t>
+            </w:r>
+          </w:p>
+        </w:tc>
+      </w:tr>
+      <w:tr>
+        <w:tc>
+          <w:tcPr>
+            <w:tcW w:w="3964" w:type="dxa"/>
+          </w:tcPr>
+          <w:p>
+            <w:pPr>
+              <w:spacing w:line="360" w:lineRule="auto"/>
+              <w:rPr>
+                <w:rFonts w:ascii="Times New Roman" w:hAnsi="Times New Roman" w:cs="Times New Roman"/>
+                <w:sz w:val="28"/>
+                <w:szCs w:val="28"/>
+                <w:lang w:val="en-US"/>
+              </w:rPr>
+            </w:pPr>
+            <w:r>
+              <w:rPr>
+                <w:rFonts w:ascii="Times New Roman" w:hAnsi="Times New Roman" w:cs="Times New Roman"/>
+                <w:sz w:val="28"/>
+                <w:szCs w:val="28"/>
+                <w:lang w:val="en-US"/>
+              </w:rPr>
+              <w:t>Imperative</w:t>
+            </w:r>
+          </w:p>
+        </w:tc>
+        <w:tc>
+          <w:tcPr>
+            <w:tcW w:w="6379" w:type="dxa"/>
+          </w:tcPr>
+          <w:p>
+            <w:pPr>
+              <w:spacing w:line="360" w:lineRule="auto"/>
+              <w:rPr>
+                <w:rFonts w:ascii="Times New Roman" w:hAnsi="Times New Roman" w:cs="Times New Roman"/>
+                <w:sz w:val="28"/>
+                <w:szCs w:val="28"/>
+              </w:rPr>
+            </w:pPr>
+            <w:r>
+              <w:rPr>
+                <w:rFonts w:ascii="Times New Roman" w:hAnsi="Times New Roman" w:cs="Times New Roman"/>
+                <w:sz w:val="28"/>
+                <w:szCs w:val="28"/>
+              </w:rPr>
+              <w:t>Обязывающий, не терпит отлагательств</w:t>
+            </w:r>
+          </w:p>
+        </w:tc>
+      </w:tr>
+      <w:tr>
+        <w:tc>
+          <w:tcPr>
+            <w:tcW w:w="3964" w:type="dxa"/>
+          </w:tcPr>
+          <w:p>
+            <w:pPr>
+              <w:spacing w:line="360" w:lineRule="auto"/>
+              <w:rPr>
+                <w:rFonts w:ascii="Times New Roman" w:hAnsi="Times New Roman" w:cs="Times New Roman"/>
+                <w:sz w:val="28"/>
+                <w:szCs w:val="28"/>
+                <w:lang w:val="en-US"/>
+              </w:rPr>
+            </w:pPr>
+            <w:r>
+              <w:rPr>
+                <w:rFonts w:ascii="Times New Roman" w:hAnsi="Times New Roman" w:cs="Times New Roman"/>
+                <w:sz w:val="28"/>
+                <w:szCs w:val="28"/>
+                <w:lang w:val="en-US"/>
+              </w:rPr>
+              <w:t>Capable</w:t>
+            </w:r>
+          </w:p>
+        </w:tc>
+        <w:tc>
+          <w:tcPr>
+            <w:tcW w:w="6379" w:type="dxa"/>
+          </w:tcPr>
+          <w:p>
+            <w:pPr>
+              <w:spacing w:line="360" w:lineRule="auto"/>
+              <w:rPr>
+                <w:rFonts w:ascii="Times New Roman" w:hAnsi="Times New Roman" w:cs="Times New Roman"/>
+                <w:sz w:val="28"/>
+                <w:szCs w:val="28"/>
+              </w:rPr>
+            </w:pPr>
+            <w:r>
+              <w:rPr>
+                <w:rFonts w:ascii="Times New Roman" w:hAnsi="Times New Roman" w:cs="Times New Roman"/>
+                <w:sz w:val="28"/>
+                <w:szCs w:val="28"/>
+              </w:rPr>
+              <w:t>Способен что-то сделать</w:t>
+            </w:r>
+          </w:p>
+        </w:tc>
+      </w:tr>
+      <w:tr>
+        <w:tc>
+          <w:tcPr>
+            <w:tcW w:w="3964" w:type="dxa"/>
+          </w:tcPr>
+          <w:p>
+            <w:pPr>
+              <w:spacing w:line="360" w:lineRule="auto"/>
+              <w:rPr>
+                <w:rFonts w:ascii="Times New Roman" w:hAnsi="Times New Roman" w:cs="Times New Roman"/>
+                <w:sz w:val="28"/>
+                <w:szCs w:val="28"/>
+                <w:lang w:val="en-US"/>
+              </w:rPr>
+            </w:pPr>
+            <w:r>
+              <w:rPr>
+                <w:rFonts w:ascii="Times New Roman" w:hAnsi="Times New Roman" w:cs="Times New Roman"/>
+                <w:sz w:val="28"/>
+                <w:szCs w:val="28"/>
+                <w:lang w:val="en-US"/>
+              </w:rPr>
+              <w:t>Not overtly discouraged</w:t>
+            </w:r>
+          </w:p>
+        </w:tc>
+        <w:tc>
+          <w:tcPr>
+            <w:tcW w:w="6379" w:type="dxa"/>
+          </w:tcPr>
+          <w:p>
+            <w:pPr>
+              <w:spacing w:line="360" w:lineRule="auto"/>
+              <w:rPr>
+                <w:rFonts w:ascii="Times New Roman" w:hAnsi="Times New Roman" w:cs="Times New Roman"/>
+                <w:sz w:val="28"/>
+                <w:szCs w:val="28"/>
+              </w:rPr>
+            </w:pPr>
+            <w:r>
+              <w:rPr>
+                <w:rFonts w:ascii="Times New Roman" w:hAnsi="Times New Roman" w:cs="Times New Roman"/>
+                <w:sz w:val="28"/>
+                <w:szCs w:val="28"/>
+              </w:rPr>
+              <w:t>Не является нежелательным</w:t>
+            </w:r>
+          </w:p>
+        </w:tc>
+      </w:tr>
+      <w:tr>
+        <w:tc>
+          <w:tcPr>
+            <w:tcW w:w="3964" w:type="dxa"/>
+          </w:tcPr>
+          <w:p>
+            <w:pPr>
+              <w:spacing w:line="360" w:lineRule="auto"/>
+              <w:rPr>
+                <w:rFonts w:ascii="Times New Roman" w:hAnsi="Times New Roman" w:cs="Times New Roman"/>
+                <w:sz w:val="28"/>
+                <w:szCs w:val="28"/>
+                <w:lang w:val="en-US"/>
+              </w:rPr>
+            </w:pPr>
+            <w:r>
+              <w:rPr>
+                <w:rFonts w:ascii="Times New Roman" w:hAnsi="Times New Roman" w:cs="Times New Roman"/>
+                <w:sz w:val="28"/>
+                <w:szCs w:val="28"/>
+                <w:lang w:val="en-US"/>
+              </w:rPr>
+              <w:t>Be able to …</w:t>
+            </w:r>
+          </w:p>
+        </w:tc>
+        <w:tc>
+          <w:tcPr>
+            <w:tcW w:w="6379" w:type="dxa"/>
+          </w:tcPr>
+          <w:p>
+            <w:pPr>
+              <w:spacing w:line="360" w:lineRule="auto"/>
+              <w:rPr>
+                <w:rFonts w:ascii="Times New Roman" w:hAnsi="Times New Roman" w:cs="Times New Roman"/>
+                <w:sz w:val="28"/>
+                <w:szCs w:val="28"/>
+              </w:rPr>
+            </w:pPr>
+            <w:r>
+              <w:rPr>
+                <w:rFonts w:ascii="Times New Roman" w:hAnsi="Times New Roman" w:cs="Times New Roman"/>
+                <w:sz w:val="28"/>
+                <w:szCs w:val="28"/>
+              </w:rPr>
+              <w:t>Уметь</w:t>
+            </w:r>
+          </w:p>
+        </w:tc>
+      </w:tr>
+      <w:tr>
+        <w:tc>
+          <w:tcPr>
+            <w:tcW w:w="3964" w:type="dxa"/>
+          </w:tcPr>
+          <w:p>
+            <w:pPr>
+              <w:spacing w:line="360" w:lineRule="auto"/>
+              <w:rPr>
+                <w:rFonts w:ascii="Times New Roman" w:hAnsi="Times New Roman" w:cs="Times New Roman"/>
+                <w:sz w:val="28"/>
+                <w:szCs w:val="28"/>
+              </w:rPr>
+            </w:pPr>
+            <w:r>
+              <w:rPr>
+                <w:rFonts w:ascii="Times New Roman" w:hAnsi="Times New Roman" w:cs="Times New Roman"/>
+                <w:sz w:val="28"/>
+                <w:szCs w:val="28"/>
+                <w:lang w:val="en-US"/>
+              </w:rPr>
+              <w:t>Be capable of …</w:t>
+            </w:r>
+          </w:p>
+        </w:tc>
+        <w:tc>
+          <w:tcPr>
+            <w:tcW w:w="6379" w:type="dxa"/>
+          </w:tcPr>
+          <w:p>
+            <w:pPr>
+              <w:spacing w:line="360" w:lineRule="auto"/>
+              <w:rPr>
+                <w:rFonts w:ascii="Times New Roman" w:hAnsi="Times New Roman" w:cs="Times New Roman"/>
+                <w:sz w:val="28"/>
+                <w:szCs w:val="28"/>
+              </w:rPr>
+            </w:pPr>
+            <w:r>
+              <w:rPr>
+                <w:rFonts w:ascii="Times New Roman" w:hAnsi="Times New Roman" w:cs="Times New Roman"/>
+                <w:sz w:val="28"/>
+                <w:szCs w:val="28"/>
+              </w:rPr>
+              <w:t>Быть способным</w:t>
+            </w:r>
+          </w:p>
+        </w:tc>
+      </w:tr>
+      <w:tr>
+        <w:tc>
+          <w:tcPr>
+            <w:tcW w:w="3964" w:type="dxa"/>
+          </w:tcPr>
+          <w:p>
+            <w:pPr>
+              <w:spacing w:line="360" w:lineRule="auto"/>
+              <w:rPr>
+                <w:rFonts w:ascii="Times New Roman" w:hAnsi="Times New Roman" w:cs="Times New Roman"/>
+                <w:sz w:val="28"/>
+                <w:szCs w:val="28"/>
+                <w:lang w:val="en-US"/>
+              </w:rPr>
+            </w:pPr>
+            <w:r>
+              <w:rPr>
+                <w:rFonts w:ascii="Times New Roman" w:hAnsi="Times New Roman" w:cs="Times New Roman"/>
+                <w:sz w:val="28"/>
+                <w:szCs w:val="28"/>
+                <w:lang w:val="en-US"/>
+              </w:rPr>
+              <w:t>Sense of vertigo</w:t>
+            </w:r>
+          </w:p>
+        </w:tc>
+        <w:tc>
+          <w:tcPr>
+            <w:tcW w:w="6379" w:type="dxa"/>
+          </w:tcPr>
+          <w:p>
+            <w:pPr>
+              <w:spacing w:line="360" w:lineRule="auto"/>
+              <w:rPr>
+                <w:rFonts w:ascii="Times New Roman" w:hAnsi="Times New Roman" w:cs="Times New Roman"/>
+                <w:sz w:val="28"/>
+                <w:szCs w:val="28"/>
+              </w:rPr>
+            </w:pPr>
+            <w:r>
+              <w:rPr>
+                <w:rFonts w:ascii="Times New Roman" w:hAnsi="Times New Roman" w:cs="Times New Roman"/>
+                <w:sz w:val="28"/>
+                <w:szCs w:val="28"/>
+              </w:rPr>
+              <w:t>Головокружение</w:t>
+            </w:r>
+          </w:p>
+        </w:tc>
+      </w:tr>
+      <w:tr>
+        <w:tc>
+          <w:tcPr>
+            <w:tcW w:w="10343" w:type="dxa"/>
+            <w:gridSpan w:val="2"/>
+          </w:tcPr>
+          <w:p>
+            <w:pPr>
+              <w:spacing w:line="360" w:lineRule="auto"/>
+              <w:rPr>
+                <w:rFonts w:ascii="Times New Roman" w:hAnsi="Times New Roman" w:cs="Times New Roman"/>
+                <w:b/>
+                <w:bCs/>
+                <w:sz w:val="28"/>
+                <w:szCs w:val="28"/>
+                <w:lang w:val="en-US"/>
+              </w:rPr>
+            </w:pPr>
+            <w:r>
+              <w:rPr>
+                <w:rFonts w:ascii="Times New Roman" w:hAnsi="Times New Roman" w:cs="Times New Roman"/>
+                <w:b/>
+                <w:bCs/>
+                <w:sz w:val="28"/>
+                <w:szCs w:val="28"/>
+                <w:lang w:val="en-US"/>
+              </w:rPr>
+              <w:t>GRAMMAR</w:t>
+            </w:r>
+          </w:p>
+        </w:tc>
+      </w:tr>
+      <w:tr>
+        <w:tc>
+          <w:tcPr>
+            <w:tcW w:w="10343" w:type="dxa"/>
+            <w:gridSpan w:val="2"/>
+          </w:tcPr>
+          <w:p>
+            <w:pPr>
+              <w:spacing w:line="360" w:lineRule="auto"/>
+              <w:rPr>
+                <w:rFonts w:ascii="Times New Roman" w:hAnsi="Times New Roman" w:cs="Times New Roman"/>
+                <w:b/>
+                <w:bCs/>
+                <w:sz w:val="28"/>
+                <w:szCs w:val="28"/>
+                <w:lang w:val="en-US"/>
+              </w:rPr>
+            </w:pPr>
+            <w:r>
+              <w:rPr>
+                <w:rFonts w:ascii="Times New Roman" w:hAnsi="Times New Roman" w:cs="Times New Roman"/>
+                <w:b/>
+                <w:bCs/>
+                <w:sz w:val="28"/>
+                <w:szCs w:val="28"/>
+                <w:lang w:val="en-US"/>
+              </w:rPr>
+              <w:t>MODAL VERBS</w:t>
+            </w:r>
+          </w:p>
+        </w:tc>
+      </w:tr>
+      <w:tr>
+        <w:tc>
+          <w:tcPr>
+            <w:tcW w:w="3964" w:type="dxa"/>
+          </w:tcPr>
+          <w:p>
+            <w:pPr>
+              <w:spacing w:line="360" w:lineRule="auto"/>
+              <w:rPr>
+                <w:rFonts w:ascii="Times New Roman" w:hAnsi="Times New Roman" w:cs="Times New Roman"/>
+                <w:sz w:val="28"/>
+                <w:szCs w:val="28"/>
+                <w:lang w:val="en-US"/>
+              </w:rPr>
+            </w:pPr>
+            <w:r>
+              <w:rPr>
+                <w:rFonts w:ascii="Times New Roman" w:hAnsi="Times New Roman" w:cs="Times New Roman"/>
+                <w:sz w:val="28"/>
+                <w:szCs w:val="28"/>
+                <w:lang w:val="en-US"/>
+              </w:rPr>
+              <w:t>Must be</w:t>
+            </w:r>
+          </w:p>
+        </w:tc>
+        <w:tc>
+          <w:tcPr>
+            <w:tcW w:w="6379" w:type="dxa"/>
+          </w:tcPr>
+          <w:p>
+            <w:pPr>
+              <w:spacing w:line="360" w:lineRule="auto"/>
+              <w:rPr>
+                <w:rFonts w:ascii="Times New Roman" w:hAnsi="Times New Roman" w:cs="Times New Roman"/>
+                <w:sz w:val="28"/>
+                <w:szCs w:val="28"/>
+              </w:rPr>
+            </w:pPr>
+            <w:r>
+              <w:rPr>
+                <w:rFonts w:ascii="Times New Roman" w:hAnsi="Times New Roman" w:cs="Times New Roman"/>
+                <w:sz w:val="28"/>
+                <w:szCs w:val="28"/>
+              </w:rPr>
+              <w:t>Должно быть</w:t>
+            </w:r>
+          </w:p>
+        </w:tc>
+      </w:tr>
+      <w:tr>
+        <w:tc>
+          <w:tcPr>
+            <w:tcW w:w="3964" w:type="dxa"/>
+          </w:tcPr>
+          <w:p>
+            <w:pPr>
+              <w:spacing w:line="360" w:lineRule="auto"/>
+              <w:rPr>
+                <w:rFonts w:ascii="Times New Roman" w:hAnsi="Times New Roman" w:cs="Times New Roman"/>
+                <w:sz w:val="28"/>
+                <w:szCs w:val="28"/>
+                <w:lang w:val="en-US"/>
+              </w:rPr>
+            </w:pPr>
+            <w:r>
+              <w:rPr>
+                <w:rFonts w:ascii="Times New Roman" w:hAnsi="Times New Roman" w:cs="Times New Roman"/>
+                <w:sz w:val="28"/>
+                <w:szCs w:val="28"/>
+                <w:lang w:val="en-US"/>
+              </w:rPr>
+              <w:t>Might be</w:t>
+            </w:r>
+          </w:p>
+        </w:tc>
+        <w:tc>
+          <w:tcPr>
+            <w:tcW w:w="6379" w:type="dxa"/>
+          </w:tcPr>
+          <w:p>
+            <w:pPr>
+              <w:spacing w:line="360" w:lineRule="auto"/>
+              <w:rPr>
+                <w:rFonts w:ascii="Times New Roman" w:hAnsi="Times New Roman" w:cs="Times New Roman"/>
+                <w:sz w:val="28"/>
+                <w:szCs w:val="28"/>
+              </w:rPr>
+            </w:pPr>
+            <w:r>
+              <w:rPr>
+                <w:rFonts w:ascii="Times New Roman" w:hAnsi="Times New Roman" w:cs="Times New Roman"/>
+                <w:sz w:val="28"/>
+                <w:szCs w:val="28"/>
+              </w:rPr>
+              <w:t>Может быть</w:t>
+            </w:r>
+          </w:p>
+        </w:tc>
+      </w:tr>
+      <w:tr>
+        <w:tc>
+          <w:tcPr>
+            <w:tcW w:w="3964" w:type="dxa"/>
+          </w:tcPr>
+          <w:p>
+            <w:pPr>
+              <w:spacing w:line="360" w:lineRule="auto"/>
+              <w:rPr>
+                <w:rFonts w:ascii="Times New Roman" w:hAnsi="Times New Roman" w:cs="Times New Roman"/>
+                <w:sz w:val="28"/>
+                <w:szCs w:val="28"/>
+                <w:lang w:val="en-US"/>
+              </w:rPr>
+            </w:pPr>
+            <w:r>
+              <w:rPr>
+                <w:rFonts w:ascii="Times New Roman" w:hAnsi="Times New Roman" w:cs="Times New Roman"/>
+                <w:sz w:val="28"/>
+                <w:szCs w:val="28"/>
+                <w:lang w:val="en-US"/>
+              </w:rPr>
+              <w:t>Can’t be</w:t>
+            </w:r>
+          </w:p>
+        </w:tc>
+        <w:tc>
+          <w:tcPr>
+            <w:tcW w:w="6379" w:type="dxa"/>
+          </w:tcPr>
+          <w:p>
+            <w:pPr>
+              <w:spacing w:line="360" w:lineRule="auto"/>
+              <w:rPr>
+                <w:rFonts w:ascii="Times New Roman" w:hAnsi="Times New Roman" w:cs="Times New Roman"/>
+                <w:sz w:val="28"/>
+                <w:szCs w:val="28"/>
+              </w:rPr>
+            </w:pPr>
+            <w:r>
+              <w:rPr>
+                <w:rFonts w:ascii="Times New Roman" w:hAnsi="Times New Roman" w:cs="Times New Roman"/>
+                <w:sz w:val="28"/>
+                <w:szCs w:val="28"/>
+              </w:rPr>
+              <w:t>Не может</w:t>
+            </w:r>
+          </w:p>
+        </w:tc>
+      </w:tr>
+      <w:tr>
+        <w:tc>
+          <w:tcPr>
+            <w:tcW w:w="10343" w:type="dxa"/>
+            <w:gridSpan w:val="2"/>
+          </w:tcPr>
+          <w:p>
+            <w:pPr>
+              <w:spacing w:line="360" w:lineRule="auto"/>
+              <w:rPr>
+                <w:rFonts w:ascii="Times New Roman" w:hAnsi="Times New Roman" w:cs="Times New Roman"/>
+                <w:b/>
+                <w:bCs/>
+                <w:sz w:val="28"/>
+                <w:szCs w:val="28"/>
+              </w:rPr>
+            </w:pPr>
+            <w:r>
+              <w:rPr>
+                <w:rFonts w:ascii="Times New Roman" w:hAnsi="Times New Roman" w:cs="Times New Roman"/>
+                <w:b/>
+                <w:bCs/>
+                <w:sz w:val="28"/>
+                <w:szCs w:val="28"/>
+                <w:lang w:val="en-US"/>
+              </w:rPr>
+              <w:t>CERTAINTY</w:t>
+            </w:r>
+          </w:p>
+        </w:tc>
+      </w:tr>
+      <w:tr>
+        <w:tc>
+          <w:tcPr>
+            <w:tcW w:w="3964" w:type="dxa"/>
+          </w:tcPr>
+          <w:p>
+            <w:pPr>
+              <w:spacing w:line="360" w:lineRule="auto"/>
+              <w:rPr>
+                <w:rFonts w:ascii="Times New Roman" w:hAnsi="Times New Roman" w:cs="Times New Roman"/>
+                <w:sz w:val="28"/>
+                <w:szCs w:val="28"/>
+                <w:lang w:val="en-US"/>
+              </w:rPr>
+            </w:pPr>
+            <w:r>
+              <w:rPr>
+                <w:rFonts w:ascii="Times New Roman" w:hAnsi="Times New Roman" w:cs="Times New Roman"/>
+                <w:sz w:val="28"/>
+                <w:szCs w:val="28"/>
+                <w:lang w:val="en-US"/>
+              </w:rPr>
+              <w:t>To be bound to …</w:t>
+            </w:r>
+          </w:p>
+        </w:tc>
+        <w:tc>
+          <w:tcPr>
+            <w:tcW w:w="6379" w:type="dxa"/>
+          </w:tcPr>
+          <w:p>
+            <w:pPr>
+              <w:spacing w:line="360" w:lineRule="auto"/>
+              <w:rPr>
+                <w:rFonts w:ascii="Times New Roman" w:hAnsi="Times New Roman" w:cs="Times New Roman"/>
+                <w:sz w:val="28"/>
+                <w:szCs w:val="28"/>
+              </w:rPr>
+            </w:pPr>
+            <w:r>
+              <w:rPr>
+                <w:rFonts w:ascii="Times New Roman" w:hAnsi="Times New Roman" w:cs="Times New Roman"/>
+                <w:sz w:val="28"/>
+                <w:szCs w:val="28"/>
+              </w:rPr>
+              <w:t>Быть обязаным</w:t>
+            </w:r>
+          </w:p>
+        </w:tc>
+      </w:tr>
+      <w:tr>
+        <w:tc>
+          <w:tcPr>
+            <w:tcW w:w="3964" w:type="dxa"/>
+          </w:tcPr>
+          <w:p>
+            <w:pPr>
+              <w:spacing w:line="360" w:lineRule="auto"/>
+              <w:rPr>
+                <w:rFonts w:ascii="Times New Roman" w:hAnsi="Times New Roman" w:cs="Times New Roman"/>
+                <w:sz w:val="28"/>
+                <w:szCs w:val="28"/>
+                <w:lang w:val="en-US"/>
+              </w:rPr>
+            </w:pPr>
+            <w:r>
+              <w:rPr>
+                <w:rFonts w:ascii="Times New Roman" w:hAnsi="Times New Roman" w:cs="Times New Roman"/>
+                <w:sz w:val="28"/>
+                <w:szCs w:val="28"/>
+                <w:lang w:val="en-US"/>
+              </w:rPr>
+              <w:t>To guaranteed to …</w:t>
+            </w:r>
+          </w:p>
+        </w:tc>
+        <w:tc>
+          <w:tcPr>
+            <w:tcW w:w="6379" w:type="dxa"/>
+          </w:tcPr>
+          <w:p>
+            <w:pPr>
+              <w:spacing w:line="360" w:lineRule="auto"/>
+              <w:rPr>
+                <w:rFonts w:ascii="Times New Roman" w:hAnsi="Times New Roman" w:cs="Times New Roman"/>
+                <w:sz w:val="28"/>
+                <w:szCs w:val="28"/>
+              </w:rPr>
+            </w:pPr>
+            <w:r>
+              <w:rPr>
+                <w:rFonts w:ascii="Times New Roman" w:hAnsi="Times New Roman" w:cs="Times New Roman"/>
+                <w:sz w:val="28"/>
+                <w:szCs w:val="28"/>
+              </w:rPr>
+              <w:t>Гарантировать, что</w:t>
+            </w:r>
+          </w:p>
+        </w:tc>
+      </w:tr>
+      <w:tr>
+        <w:tc>
+          <w:tcPr>
+            <w:tcW w:w="3964" w:type="dxa"/>
+          </w:tcPr>
+          <w:p>
+            <w:pPr>
+              <w:spacing w:line="360" w:lineRule="auto"/>
+              <w:rPr>
+                <w:rFonts w:ascii="Times New Roman" w:hAnsi="Times New Roman" w:cs="Times New Roman"/>
+                <w:sz w:val="28"/>
+                <w:szCs w:val="28"/>
+                <w:lang w:val="en-US"/>
+              </w:rPr>
+            </w:pPr>
+            <w:r>
+              <w:rPr>
+                <w:rFonts w:ascii="Times New Roman" w:hAnsi="Times New Roman" w:cs="Times New Roman"/>
+                <w:sz w:val="28"/>
+                <w:szCs w:val="28"/>
+                <w:lang w:val="en-US"/>
+              </w:rPr>
+              <w:t>To be undoubtedly</w:t>
+            </w:r>
+          </w:p>
+        </w:tc>
+        <w:tc>
+          <w:tcPr>
+            <w:tcW w:w="6379" w:type="dxa"/>
+          </w:tcPr>
+          <w:p>
+            <w:pPr>
+              <w:spacing w:line="360" w:lineRule="auto"/>
+              <w:rPr>
+                <w:rFonts w:ascii="Times New Roman" w:hAnsi="Times New Roman" w:cs="Times New Roman"/>
+                <w:sz w:val="28"/>
+                <w:szCs w:val="28"/>
+              </w:rPr>
+            </w:pPr>
+            <w:r>
+              <w:rPr>
+                <w:rFonts w:ascii="Times New Roman" w:hAnsi="Times New Roman" w:cs="Times New Roman"/>
+                <w:sz w:val="28"/>
+                <w:szCs w:val="28"/>
+              </w:rPr>
+              <w:t>Несомненно</w:t>
+            </w:r>
+          </w:p>
+        </w:tc>
+      </w:tr>
+      <w:tr>
+        <w:tc>
+          <w:tcPr>
+            <w:tcW w:w="3964" w:type="dxa"/>
+          </w:tcPr>
+          <w:p>
+            <w:pPr>
+              <w:spacing w:line="360" w:lineRule="auto"/>
+              <w:rPr>
+                <w:rFonts w:ascii="Times New Roman" w:hAnsi="Times New Roman" w:cs="Times New Roman"/>
+                <w:sz w:val="28"/>
+                <w:szCs w:val="28"/>
+                <w:lang w:val="en-US"/>
+              </w:rPr>
+            </w:pPr>
+            <w:r>
+              <w:rPr>
+                <w:rFonts w:ascii="Times New Roman" w:hAnsi="Times New Roman" w:cs="Times New Roman"/>
+                <w:sz w:val="28"/>
+                <w:szCs w:val="28"/>
+                <w:lang w:val="en-US"/>
+              </w:rPr>
+              <w:lastRenderedPageBreak/>
+              <w:t>Will inevitably</w:t>
+            </w:r>
+          </w:p>
+        </w:tc>
+        <w:tc>
+          <w:tcPr>
+            <w:tcW w:w="6379" w:type="dxa"/>
+          </w:tcPr>
+          <w:p>
+            <w:pPr>
+              <w:spacing w:line="360" w:lineRule="auto"/>
+              <w:rPr>
+                <w:rFonts w:ascii="Times New Roman" w:hAnsi="Times New Roman" w:cs="Times New Roman"/>
+                <w:sz w:val="28"/>
+                <w:szCs w:val="28"/>
+              </w:rPr>
+            </w:pPr>
+            <w:r>
+              <w:rPr>
+                <w:rFonts w:ascii="Times New Roman" w:hAnsi="Times New Roman" w:cs="Times New Roman"/>
+                <w:sz w:val="28"/>
+                <w:szCs w:val="28"/>
+              </w:rPr>
+              <w:t>Неизбежно</w:t>
+            </w:r>
+          </w:p>
+        </w:tc>
+      </w:tr>
+      <w:tr>
+        <w:tc>
+          <w:tcPr>
+            <w:tcW w:w="3964" w:type="dxa"/>
+          </w:tcPr>
+          <w:p>
+            <w:pPr>
+              <w:spacing w:line="360" w:lineRule="auto"/>
+              <w:rPr>
+                <w:rFonts w:ascii="Times New Roman" w:hAnsi="Times New Roman" w:cs="Times New Roman"/>
+                <w:sz w:val="28"/>
+                <w:szCs w:val="28"/>
+                <w:lang w:val="en-US"/>
+              </w:rPr>
+            </w:pPr>
+            <w:r>
+              <w:rPr>
+                <w:rFonts w:ascii="Times New Roman" w:hAnsi="Times New Roman" w:cs="Times New Roman"/>
+                <w:sz w:val="28"/>
+                <w:szCs w:val="28"/>
+                <w:lang w:val="en-US"/>
+              </w:rPr>
+              <w:t>It’s a given that …</w:t>
+            </w:r>
+          </w:p>
+        </w:tc>
+        <w:tc>
+          <w:tcPr>
+            <w:tcW w:w="6379" w:type="dxa"/>
+          </w:tcPr>
+          <w:p>
+            <w:pPr>
+              <w:spacing w:line="360" w:lineRule="auto"/>
+              <w:rPr>
+                <w:rFonts w:ascii="Times New Roman" w:hAnsi="Times New Roman" w:cs="Times New Roman"/>
+                <w:sz w:val="28"/>
+                <w:szCs w:val="28"/>
+              </w:rPr>
+            </w:pPr>
+            <w:r>
+              <w:rPr>
+                <w:rFonts w:ascii="Times New Roman" w:hAnsi="Times New Roman" w:cs="Times New Roman"/>
+                <w:sz w:val="28"/>
+                <w:szCs w:val="28"/>
+              </w:rPr>
+              <w:t>Само собой разумеется, что</w:t>
+            </w:r>
+          </w:p>
+        </w:tc>
+      </w:tr>
+      <w:tr>
+        <w:tc>
+          <w:tcPr>
+            <w:tcW w:w="10343" w:type="dxa"/>
+            <w:gridSpan w:val="2"/>
+          </w:tcPr>
+          <w:p>
+            <w:pPr>
+              <w:spacing w:line="360" w:lineRule="auto"/>
+              <w:rPr>
+                <w:rFonts w:ascii="Times New Roman" w:hAnsi="Times New Roman" w:cs="Times New Roman"/>
+                <w:b/>
+                <w:bCs/>
+                <w:sz w:val="28"/>
+                <w:szCs w:val="28"/>
+              </w:rPr>
+            </w:pPr>
+            <w:r>
+              <w:rPr>
+                <w:rFonts w:ascii="Times New Roman" w:hAnsi="Times New Roman" w:cs="Times New Roman"/>
+                <w:b/>
+                <w:bCs/>
+                <w:sz w:val="28"/>
+                <w:szCs w:val="28"/>
+                <w:lang w:val="en-US"/>
+              </w:rPr>
+              <w:t>PROBABILITY/ POSSIBILITY</w:t>
+            </w:r>
+          </w:p>
+        </w:tc>
+      </w:tr>
+      <w:tr>
+        <w:tc>
+          <w:tcPr>
+            <w:tcW w:w="3964" w:type="dxa"/>
+          </w:tcPr>
+          <w:p>
+            <w:pPr>
+              <w:spacing w:line="360" w:lineRule="auto"/>
+              <w:rPr>
+                <w:rFonts w:ascii="Times New Roman" w:hAnsi="Times New Roman" w:cs="Times New Roman"/>
+                <w:sz w:val="28"/>
+                <w:szCs w:val="28"/>
+                <w:lang w:val="en-US"/>
+              </w:rPr>
+            </w:pPr>
+            <w:r>
+              <w:rPr>
+                <w:rFonts w:ascii="Times New Roman" w:hAnsi="Times New Roman" w:cs="Times New Roman"/>
+                <w:sz w:val="28"/>
+                <w:szCs w:val="28"/>
+                <w:lang w:val="en-US"/>
+              </w:rPr>
+              <w:t>May well</w:t>
+            </w:r>
+          </w:p>
+        </w:tc>
+        <w:tc>
+          <w:tcPr>
+            <w:tcW w:w="6379" w:type="dxa"/>
+          </w:tcPr>
+          <w:p>
+            <w:pPr>
+              <w:spacing w:line="360" w:lineRule="auto"/>
+              <w:rPr>
+                <w:rFonts w:ascii="Times New Roman" w:hAnsi="Times New Roman" w:cs="Times New Roman"/>
+                <w:sz w:val="28"/>
+                <w:szCs w:val="28"/>
+              </w:rPr>
+            </w:pPr>
+            <w:r>
+              <w:rPr>
+                <w:rFonts w:ascii="Times New Roman" w:hAnsi="Times New Roman" w:cs="Times New Roman"/>
+                <w:sz w:val="28"/>
+                <w:szCs w:val="28"/>
+              </w:rPr>
+              <w:t>Вполне возможно</w:t>
+            </w:r>
+          </w:p>
+        </w:tc>
+      </w:tr>
+      <w:tr>
+        <w:tc>
+          <w:tcPr>
+            <w:tcW w:w="3964" w:type="dxa"/>
+          </w:tcPr>
+          <w:p>
+            <w:pPr>
+              <w:spacing w:line="360" w:lineRule="auto"/>
+              <w:rPr>
+                <w:rFonts w:ascii="Times New Roman" w:hAnsi="Times New Roman" w:cs="Times New Roman"/>
+                <w:sz w:val="28"/>
+                <w:szCs w:val="28"/>
+                <w:lang w:val="en-US"/>
+              </w:rPr>
+            </w:pPr>
+            <w:r>
+              <w:rPr>
+                <w:rFonts w:ascii="Times New Roman" w:hAnsi="Times New Roman" w:cs="Times New Roman"/>
+                <w:sz w:val="28"/>
+                <w:szCs w:val="28"/>
+                <w:lang w:val="en-US"/>
+              </w:rPr>
+              <w:t>Would guess that</w:t>
+            </w:r>
+          </w:p>
+        </w:tc>
+        <w:tc>
+          <w:tcPr>
+            <w:tcW w:w="6379" w:type="dxa"/>
+          </w:tcPr>
+          <w:p>
+            <w:pPr>
+              <w:spacing w:line="360" w:lineRule="auto"/>
+              <w:rPr>
+                <w:rFonts w:ascii="Times New Roman" w:hAnsi="Times New Roman" w:cs="Times New Roman"/>
+                <w:sz w:val="28"/>
+                <w:szCs w:val="28"/>
+              </w:rPr>
+            </w:pPr>
+            <w:r>
+              <w:rPr>
+                <w:rFonts w:ascii="Times New Roman" w:hAnsi="Times New Roman" w:cs="Times New Roman"/>
+                <w:sz w:val="28"/>
+                <w:szCs w:val="28"/>
+              </w:rPr>
+              <w:t>Предполагаю, что</w:t>
+            </w:r>
+          </w:p>
+        </w:tc>
+      </w:tr>
+      <w:tr>
+        <w:tc>
+          <w:tcPr>
+            <w:tcW w:w="3964" w:type="dxa"/>
+          </w:tcPr>
+          <w:p>
+            <w:pPr>
+              <w:spacing w:line="360" w:lineRule="auto"/>
+              <w:rPr>
+                <w:rFonts w:ascii="Times New Roman" w:hAnsi="Times New Roman" w:cs="Times New Roman"/>
+                <w:sz w:val="28"/>
+                <w:szCs w:val="28"/>
+                <w:lang w:val="en-US"/>
+              </w:rPr>
+            </w:pPr>
+            <w:r>
+              <w:rPr>
+                <w:rFonts w:ascii="Times New Roman" w:hAnsi="Times New Roman" w:cs="Times New Roman"/>
+                <w:sz w:val="28"/>
+                <w:szCs w:val="28"/>
+                <w:lang w:val="en-US"/>
+              </w:rPr>
+              <w:t>In all probability</w:t>
+            </w:r>
+          </w:p>
+        </w:tc>
+        <w:tc>
+          <w:tcPr>
+            <w:tcW w:w="6379" w:type="dxa"/>
+          </w:tcPr>
+          <w:p>
+            <w:pPr>
+              <w:spacing w:line="360" w:lineRule="auto"/>
+              <w:rPr>
+                <w:rFonts w:ascii="Times New Roman" w:hAnsi="Times New Roman" w:cs="Times New Roman"/>
+                <w:sz w:val="28"/>
+                <w:szCs w:val="28"/>
+              </w:rPr>
+            </w:pPr>
+            <w:r>
+              <w:rPr>
+                <w:rFonts w:ascii="Times New Roman" w:hAnsi="Times New Roman" w:cs="Times New Roman"/>
+                <w:sz w:val="28"/>
+                <w:szCs w:val="28"/>
+              </w:rPr>
+              <w:t>По всей вероятности</w:t>
+            </w:r>
+          </w:p>
+        </w:tc>
+      </w:tr>
+      <w:tr>
+        <w:tc>
+          <w:tcPr>
+            <w:tcW w:w="3964" w:type="dxa"/>
+          </w:tcPr>
+          <w:p>
+            <w:pPr>
+              <w:spacing w:line="360" w:lineRule="auto"/>
+              <w:rPr>
+                <w:rFonts w:ascii="Times New Roman" w:hAnsi="Times New Roman" w:cs="Times New Roman"/>
+                <w:sz w:val="28"/>
+                <w:szCs w:val="28"/>
+                <w:lang w:val="en-US"/>
+              </w:rPr>
+            </w:pPr>
+            <w:r>
+              <w:rPr>
+                <w:rFonts w:ascii="Times New Roman" w:hAnsi="Times New Roman" w:cs="Times New Roman"/>
+                <w:sz w:val="28"/>
+                <w:szCs w:val="28"/>
+                <w:lang w:val="en-US"/>
+              </w:rPr>
+              <w:t>There’s a strong likelihood that</w:t>
+            </w:r>
+          </w:p>
+        </w:tc>
+        <w:tc>
+          <w:tcPr>
+            <w:tcW w:w="6379" w:type="dxa"/>
+          </w:tcPr>
+          <w:p>
+            <w:pPr>
+              <w:spacing w:line="360" w:lineRule="auto"/>
+              <w:rPr>
+                <w:rFonts w:ascii="Times New Roman" w:hAnsi="Times New Roman" w:cs="Times New Roman"/>
+                <w:sz w:val="28"/>
+                <w:szCs w:val="28"/>
+              </w:rPr>
+            </w:pPr>
+            <w:r>
+              <w:rPr>
+                <w:rFonts w:ascii="Times New Roman" w:hAnsi="Times New Roman" w:cs="Times New Roman"/>
+                <w:sz w:val="28"/>
+                <w:szCs w:val="28"/>
+              </w:rPr>
+              <w:t>Существует высокая вероятность того, что</w:t>
+            </w:r>
+          </w:p>
+        </w:tc>
+      </w:tr>
+      <w:tr>
+        <w:tc>
+          <w:tcPr>
+            <w:tcW w:w="3964" w:type="dxa"/>
+          </w:tcPr>
+          <w:p>
+            <w:pPr>
+              <w:spacing w:line="360" w:lineRule="auto"/>
+              <w:rPr>
+                <w:rFonts w:ascii="Times New Roman" w:hAnsi="Times New Roman" w:cs="Times New Roman"/>
+                <w:sz w:val="28"/>
+                <w:szCs w:val="28"/>
+                <w:lang w:val="en-US"/>
+              </w:rPr>
+            </w:pPr>
+            <w:r>
+              <w:rPr>
+                <w:rFonts w:ascii="Times New Roman" w:hAnsi="Times New Roman" w:cs="Times New Roman"/>
+                <w:sz w:val="28"/>
+                <w:szCs w:val="28"/>
+                <w:lang w:val="en-US"/>
+              </w:rPr>
+              <w:t>It is expected/highly likely that</w:t>
+            </w:r>
+          </w:p>
+        </w:tc>
+        <w:tc>
+          <w:tcPr>
+            <w:tcW w:w="6379" w:type="dxa"/>
+          </w:tcPr>
+          <w:p>
+            <w:pPr>
+              <w:spacing w:line="360" w:lineRule="auto"/>
+              <w:rPr>
+                <w:rFonts w:ascii="Times New Roman" w:hAnsi="Times New Roman" w:cs="Times New Roman"/>
+                <w:sz w:val="28"/>
+                <w:szCs w:val="28"/>
+                <w:lang w:val="en-US"/>
+              </w:rPr>
+            </w:pPr>
+            <w:r>
+              <w:rPr>
+                <w:rFonts w:ascii="Times New Roman" w:hAnsi="Times New Roman" w:cs="Times New Roman"/>
+                <w:sz w:val="28"/>
+                <w:szCs w:val="28"/>
+                <w:lang w:val="en-US"/>
+              </w:rPr>
+              <w:t>Ожидается/весьма вероятно, что</w:t>
+            </w:r>
+          </w:p>
+        </w:tc>
+      </w:tr>
+      <w:tr>
+        <w:tc>
+          <w:tcPr>
+            <w:tcW w:w="3964" w:type="dxa"/>
+          </w:tcPr>
+          <w:p>
+            <w:pPr>
+              <w:spacing w:line="360" w:lineRule="auto"/>
+              <w:rPr>
+                <w:rFonts w:ascii="Times New Roman" w:hAnsi="Times New Roman" w:cs="Times New Roman"/>
+                <w:sz w:val="28"/>
+                <w:szCs w:val="28"/>
+                <w:lang w:val="en-US"/>
+              </w:rPr>
+            </w:pPr>
+            <w:r>
+              <w:rPr>
+                <w:rFonts w:ascii="Times New Roman" w:hAnsi="Times New Roman" w:cs="Times New Roman"/>
+                <w:sz w:val="28"/>
+                <w:szCs w:val="28"/>
+                <w:lang w:val="en-US"/>
+              </w:rPr>
+              <w:t>There’s a chance that</w:t>
+            </w:r>
+          </w:p>
+        </w:tc>
+        <w:tc>
+          <w:tcPr>
+            <w:tcW w:w="6379" w:type="dxa"/>
+          </w:tcPr>
+          <w:p>
+            <w:pPr>
+              <w:spacing w:line="360" w:lineRule="auto"/>
+              <w:rPr>
+                <w:rFonts w:ascii="Times New Roman" w:hAnsi="Times New Roman" w:cs="Times New Roman"/>
+                <w:sz w:val="28"/>
+                <w:szCs w:val="28"/>
+                <w:lang w:val="en-US"/>
+              </w:rPr>
+            </w:pPr>
+            <w:r>
+              <w:rPr>
+                <w:rFonts w:ascii="Times New Roman" w:hAnsi="Times New Roman" w:cs="Times New Roman"/>
+                <w:sz w:val="28"/>
+                <w:szCs w:val="28"/>
+                <w:lang w:val="en-US"/>
+              </w:rPr>
+              <w:t>Есть вероятность, что</w:t>
+            </w:r>
+          </w:p>
+        </w:tc>
+      </w:tr>
+      <w:tr>
+        <w:tc>
+          <w:tcPr>
+            <w:tcW w:w="3964" w:type="dxa"/>
+          </w:tcPr>
+          <w:p>
+            <w:pPr>
+              <w:spacing w:line="360" w:lineRule="auto"/>
+              <w:rPr>
+                <w:rFonts w:ascii="Times New Roman" w:hAnsi="Times New Roman" w:cs="Times New Roman"/>
+                <w:sz w:val="28"/>
+                <w:szCs w:val="28"/>
+                <w:lang w:val="en-US"/>
+              </w:rPr>
+            </w:pPr>
+            <w:r>
+              <w:rPr>
+                <w:rFonts w:ascii="Times New Roman" w:hAnsi="Times New Roman" w:cs="Times New Roman"/>
+                <w:sz w:val="28"/>
+                <w:szCs w:val="28"/>
+                <w:lang w:val="en-US"/>
+              </w:rPr>
+              <w:t xml:space="preserve">The odds are that </w:t>
+            </w:r>
+          </w:p>
+        </w:tc>
+        <w:tc>
+          <w:tcPr>
+            <w:tcW w:w="6379" w:type="dxa"/>
+          </w:tcPr>
+          <w:p>
+            <w:pPr>
+              <w:spacing w:line="360" w:lineRule="auto"/>
+              <w:rPr>
+                <w:rFonts w:ascii="Times New Roman" w:hAnsi="Times New Roman" w:cs="Times New Roman"/>
+                <w:sz w:val="28"/>
+                <w:szCs w:val="28"/>
+              </w:rPr>
+            </w:pPr>
+            <w:r>
+              <w:rPr>
+                <w:rFonts w:ascii="Times New Roman" w:hAnsi="Times New Roman" w:cs="Times New Roman"/>
+                <w:sz w:val="28"/>
+                <w:szCs w:val="28"/>
+              </w:rPr>
+              <w:t>Вероятность такова, что</w:t>
+            </w:r>
+          </w:p>
+        </w:tc>
+      </w:tr>
+      <w:tr>
+        <w:tc>
+          <w:tcPr>
+            <w:tcW w:w="10343" w:type="dxa"/>
+            <w:gridSpan w:val="2"/>
+          </w:tcPr>
+          <w:p>
+            <w:pPr>
+              <w:spacing w:line="360" w:lineRule="auto"/>
+              <w:rPr>
+                <w:rFonts w:ascii="Times New Roman" w:hAnsi="Times New Roman" w:cs="Times New Roman"/>
+                <w:sz w:val="28"/>
+                <w:szCs w:val="28"/>
+                <w:lang w:val="en-US"/>
+              </w:rPr>
+            </w:pPr>
+            <w:r>
+              <w:rPr>
+                <w:rFonts w:ascii="Times New Roman" w:hAnsi="Times New Roman" w:cs="Times New Roman"/>
+                <w:b/>
+                <w:bCs/>
+                <w:sz w:val="28"/>
+                <w:szCs w:val="28"/>
+                <w:lang w:val="en-US"/>
+              </w:rPr>
+              <w:t>IMPROBABILITY</w:t>
+            </w:r>
+          </w:p>
+        </w:tc>
+      </w:tr>
+      <w:tr>
+        <w:tc>
+          <w:tcPr>
+            <w:tcW w:w="3964" w:type="dxa"/>
+          </w:tcPr>
+          <w:p>
+            <w:pPr>
+              <w:spacing w:line="360" w:lineRule="auto"/>
+              <w:rPr>
+                <w:rFonts w:ascii="Times New Roman" w:hAnsi="Times New Roman" w:cs="Times New Roman"/>
+                <w:sz w:val="28"/>
+                <w:szCs w:val="28"/>
+                <w:lang w:val="en-US"/>
+              </w:rPr>
+            </w:pPr>
+            <w:r>
+              <w:rPr>
+                <w:rFonts w:ascii="Times New Roman" w:hAnsi="Times New Roman" w:cs="Times New Roman"/>
+                <w:sz w:val="28"/>
+                <w:szCs w:val="28"/>
+                <w:lang w:val="en-US"/>
+              </w:rPr>
+              <w:t>It seems totally unimaginable that</w:t>
+            </w:r>
+          </w:p>
+        </w:tc>
+        <w:tc>
+          <w:tcPr>
+            <w:tcW w:w="6379" w:type="dxa"/>
+          </w:tcPr>
+          <w:p>
+            <w:pPr>
+              <w:spacing w:line="360" w:lineRule="auto"/>
+              <w:rPr>
+                <w:rFonts w:ascii="Times New Roman" w:hAnsi="Times New Roman" w:cs="Times New Roman"/>
+                <w:sz w:val="28"/>
+                <w:szCs w:val="28"/>
+                <w:lang w:val="en-US"/>
+              </w:rPr>
+            </w:pPr>
+            <w:r>
+              <w:rPr>
+                <w:rFonts w:ascii="Times New Roman" w:hAnsi="Times New Roman" w:cs="Times New Roman"/>
+                <w:sz w:val="28"/>
+                <w:szCs w:val="28"/>
+                <w:lang w:val="en-US"/>
+              </w:rPr>
+              <w:t>Кажется совершенно немыслимым, что</w:t>
+            </w:r>
+          </w:p>
+        </w:tc>
+      </w:tr>
+      <w:tr>
+        <w:tc>
+          <w:tcPr>
+            <w:tcW w:w="3964" w:type="dxa"/>
+          </w:tcPr>
+          <w:p>
+            <w:pPr>
+              <w:spacing w:line="360" w:lineRule="auto"/>
+              <w:rPr>
+                <w:rFonts w:ascii="Times New Roman" w:hAnsi="Times New Roman" w:cs="Times New Roman"/>
+                <w:sz w:val="28"/>
+                <w:szCs w:val="28"/>
+                <w:lang w:val="en-US"/>
+              </w:rPr>
+            </w:pPr>
+            <w:r>
+              <w:rPr>
+                <w:rFonts w:ascii="Times New Roman" w:hAnsi="Times New Roman" w:cs="Times New Roman"/>
+                <w:sz w:val="28"/>
+                <w:szCs w:val="28"/>
+                <w:lang w:val="en-US"/>
+              </w:rPr>
+              <w:t>It highly unlikely that</w:t>
+            </w:r>
+          </w:p>
+        </w:tc>
+        <w:tc>
+          <w:tcPr>
+            <w:tcW w:w="6379" w:type="dxa"/>
+          </w:tcPr>
+          <w:p>
+            <w:pPr>
+              <w:spacing w:line="360" w:lineRule="auto"/>
+              <w:rPr>
+                <w:rFonts w:ascii="Times New Roman" w:hAnsi="Times New Roman" w:cs="Times New Roman"/>
+                <w:sz w:val="28"/>
+                <w:szCs w:val="28"/>
+                <w:lang w:val="en-US"/>
+              </w:rPr>
+            </w:pPr>
+            <w:r>
+              <w:rPr>
+                <w:rFonts w:ascii="Times New Roman" w:hAnsi="Times New Roman" w:cs="Times New Roman"/>
+                <w:sz w:val="28"/>
+                <w:szCs w:val="28"/>
+                <w:lang w:val="en-US"/>
+              </w:rPr>
+              <w:t>Крайне маловероятно, что</w:t>
+            </w:r>
+          </w:p>
+        </w:tc>
+      </w:tr>
+      <w:tr>
+        <w:tc>
+          <w:tcPr>
+            <w:tcW w:w="10343" w:type="dxa"/>
+            <w:gridSpan w:val="2"/>
+          </w:tcPr>
+          <w:p>
+            <w:pPr>
+              <w:spacing w:line="360" w:lineRule="auto"/>
+              <w:rPr>
+                <w:rFonts w:ascii="Times New Roman" w:hAnsi="Times New Roman" w:cs="Times New Roman"/>
+                <w:sz w:val="28"/>
+                <w:szCs w:val="28"/>
+                <w:lang w:val="en-US"/>
+              </w:rPr>
+            </w:pPr>
+            <w:r>
+              <w:rPr>
+                <w:rFonts w:ascii="Times New Roman" w:hAnsi="Times New Roman" w:cs="Times New Roman"/>
+                <w:b/>
+                <w:bCs/>
+                <w:sz w:val="28"/>
+                <w:szCs w:val="28"/>
+                <w:lang w:val="en-US"/>
+              </w:rPr>
+              <w:t>NECESSITY</w:t>
+            </w:r>
+          </w:p>
+        </w:tc>
+      </w:tr>
+      <w:tr>
+        <w:tc>
+          <w:tcPr>
+            <w:tcW w:w="3964" w:type="dxa"/>
+          </w:tcPr>
+          <w:p>
+            <w:pPr>
+              <w:spacing w:line="360" w:lineRule="auto"/>
+              <w:rPr>
+                <w:rFonts w:ascii="Times New Roman" w:hAnsi="Times New Roman" w:cs="Times New Roman"/>
+                <w:sz w:val="28"/>
+                <w:szCs w:val="28"/>
+                <w:lang w:val="en-US"/>
+              </w:rPr>
+            </w:pPr>
+            <w:r>
+              <w:rPr>
+                <w:rFonts w:ascii="Times New Roman" w:hAnsi="Times New Roman" w:cs="Times New Roman"/>
+                <w:sz w:val="28"/>
+                <w:szCs w:val="28"/>
+                <w:lang w:val="en-US"/>
+              </w:rPr>
+              <w:t>It’s (absolutely) crucial/ vital/ essential/ imperative that</w:t>
+            </w:r>
+          </w:p>
+        </w:tc>
+        <w:tc>
+          <w:tcPr>
+            <w:tcW w:w="6379" w:type="dxa"/>
+          </w:tcPr>
+          <w:p>
+            <w:pPr>
+              <w:spacing w:line="360" w:lineRule="auto"/>
+              <w:rPr>
+                <w:rFonts w:ascii="Times New Roman" w:hAnsi="Times New Roman" w:cs="Times New Roman"/>
+                <w:sz w:val="28"/>
+                <w:szCs w:val="28"/>
+              </w:rPr>
+            </w:pPr>
+            <w:r>
+              <w:rPr>
+                <w:rFonts w:ascii="Times New Roman" w:hAnsi="Times New Roman" w:cs="Times New Roman"/>
+                <w:sz w:val="28"/>
+                <w:szCs w:val="28"/>
+              </w:rPr>
+              <w:t>Это (абсолютно) крайне важно/жизненно необходимо/необходимо, чтобы</w:t>
+            </w:r>
+          </w:p>
+        </w:tc>
+      </w:tr>
+      <w:tr>
+        <w:tc>
+          <w:tcPr>
+            <w:tcW w:w="3964" w:type="dxa"/>
+          </w:tcPr>
+          <w:p>
+            <w:pPr>
+              <w:spacing w:line="360" w:lineRule="auto"/>
+              <w:rPr>
+                <w:rFonts w:ascii="Times New Roman" w:hAnsi="Times New Roman" w:cs="Times New Roman"/>
+                <w:sz w:val="28"/>
+                <w:szCs w:val="28"/>
+                <w:lang w:val="en-US"/>
+              </w:rPr>
+            </w:pPr>
+            <w:r>
+              <w:rPr>
+                <w:rFonts w:ascii="Times New Roman" w:hAnsi="Times New Roman" w:cs="Times New Roman"/>
+                <w:sz w:val="28"/>
+                <w:szCs w:val="28"/>
+                <w:lang w:val="en-US"/>
+              </w:rPr>
+              <w:t>Needs to</w:t>
+            </w:r>
+          </w:p>
+        </w:tc>
+        <w:tc>
+          <w:tcPr>
+            <w:tcW w:w="6379" w:type="dxa"/>
+          </w:tcPr>
+          <w:p>
+            <w:pPr>
+              <w:spacing w:line="360" w:lineRule="auto"/>
+              <w:rPr>
+                <w:rFonts w:ascii="Times New Roman" w:hAnsi="Times New Roman" w:cs="Times New Roman"/>
+                <w:sz w:val="28"/>
+                <w:szCs w:val="28"/>
+              </w:rPr>
+            </w:pPr>
+            <w:r>
+              <w:rPr>
+                <w:rFonts w:ascii="Times New Roman" w:hAnsi="Times New Roman" w:cs="Times New Roman"/>
+                <w:sz w:val="28"/>
+                <w:szCs w:val="28"/>
+              </w:rPr>
+              <w:t>Необходимо</w:t>
+            </w:r>
+          </w:p>
+        </w:tc>
+      </w:tr>
+      <w:tr>
+        <w:tc>
+          <w:tcPr>
+            <w:tcW w:w="10343" w:type="dxa"/>
+            <w:gridSpan w:val="2"/>
+          </w:tcPr>
+          <w:p>
+            <w:pPr>
+              <w:spacing w:line="360" w:lineRule="auto"/>
+              <w:rPr>
+                <w:rFonts w:ascii="Times New Roman" w:hAnsi="Times New Roman" w:cs="Times New Roman"/>
+                <w:sz w:val="28"/>
+                <w:szCs w:val="28"/>
+                <w:lang w:val="en-US"/>
+              </w:rPr>
+            </w:pPr>
+            <w:r>
+              <w:rPr>
+                <w:rFonts w:ascii="Times New Roman" w:hAnsi="Times New Roman" w:cs="Times New Roman"/>
+                <w:b/>
+                <w:bCs/>
+                <w:sz w:val="28"/>
+                <w:szCs w:val="28"/>
+                <w:lang w:val="en-US"/>
+              </w:rPr>
+              <w:t>OBLIGATION</w:t>
+            </w:r>
+          </w:p>
+        </w:tc>
+      </w:tr>
+      <w:tr>
+        <w:tc>
+          <w:tcPr>
+            <w:tcW w:w="3964" w:type="dxa"/>
+          </w:tcPr>
+          <w:p>
+            <w:pPr>
+              <w:spacing w:line="360" w:lineRule="auto"/>
+              <w:rPr>
+                <w:rFonts w:ascii="Times New Roman" w:hAnsi="Times New Roman" w:cs="Times New Roman"/>
+                <w:sz w:val="28"/>
+                <w:szCs w:val="28"/>
+                <w:lang w:val="en-US"/>
+              </w:rPr>
+            </w:pPr>
+            <w:r>
+              <w:rPr>
+                <w:rFonts w:ascii="Times New Roman" w:hAnsi="Times New Roman" w:cs="Times New Roman"/>
+                <w:sz w:val="28"/>
+                <w:szCs w:val="28"/>
+                <w:lang w:val="en-US"/>
+              </w:rPr>
+              <w:t>To be expected to</w:t>
+            </w:r>
+          </w:p>
+        </w:tc>
+        <w:tc>
+          <w:tcPr>
+            <w:tcW w:w="6379" w:type="dxa"/>
+          </w:tcPr>
+          <w:p>
+            <w:pPr>
+              <w:spacing w:line="360" w:lineRule="auto"/>
+              <w:rPr>
+                <w:rFonts w:ascii="Times New Roman" w:hAnsi="Times New Roman" w:cs="Times New Roman"/>
+                <w:sz w:val="28"/>
+                <w:szCs w:val="28"/>
+                <w:lang w:val="en-US"/>
+              </w:rPr>
+            </w:pPr>
+            <w:r>
+              <w:rPr>
+                <w:rFonts w:ascii="Times New Roman" w:hAnsi="Times New Roman" w:cs="Times New Roman"/>
+                <w:sz w:val="28"/>
+                <w:szCs w:val="28"/>
+                <w:lang w:val="en-US"/>
+              </w:rPr>
+              <w:t>Ожидается, что</w:t>
+            </w:r>
+          </w:p>
+        </w:tc>
+      </w:tr>
+      <w:tr>
+        <w:tc>
+          <w:tcPr>
+            <w:tcW w:w="3964" w:type="dxa"/>
+          </w:tcPr>
+          <w:p>
+            <w:pPr>
+              <w:spacing w:line="360" w:lineRule="auto"/>
+              <w:rPr>
+                <w:rFonts w:ascii="Times New Roman" w:hAnsi="Times New Roman" w:cs="Times New Roman"/>
+                <w:sz w:val="28"/>
+                <w:szCs w:val="28"/>
+                <w:lang w:val="en-US"/>
+              </w:rPr>
+            </w:pPr>
+            <w:r>
+              <w:rPr>
+                <w:rFonts w:ascii="Times New Roman" w:hAnsi="Times New Roman" w:cs="Times New Roman"/>
+                <w:sz w:val="28"/>
+                <w:szCs w:val="28"/>
+                <w:lang w:val="en-US"/>
+              </w:rPr>
+              <w:t>It’s obviously responsibility</w:t>
+            </w:r>
+          </w:p>
+        </w:tc>
+        <w:tc>
+          <w:tcPr>
+            <w:tcW w:w="6379" w:type="dxa"/>
+          </w:tcPr>
+          <w:p>
+            <w:pPr>
+              <w:spacing w:line="360" w:lineRule="auto"/>
+              <w:rPr>
+                <w:rFonts w:ascii="Times New Roman" w:hAnsi="Times New Roman" w:cs="Times New Roman"/>
+                <w:sz w:val="28"/>
+                <w:szCs w:val="28"/>
+                <w:lang w:val="en-US"/>
+              </w:rPr>
+            </w:pPr>
+            <w:r>
+              <w:rPr>
+                <w:rFonts w:ascii="Times New Roman" w:hAnsi="Times New Roman" w:cs="Times New Roman"/>
+                <w:sz w:val="28"/>
+                <w:szCs w:val="28"/>
+                <w:lang w:val="en-US"/>
+              </w:rPr>
+              <w:t>Это, очевидно, ответственность.</w:t>
+            </w:r>
+          </w:p>
+        </w:tc>
+      </w:tr>
+      <w:tr>
+        <w:tc>
+          <w:tcPr>
+            <w:tcW w:w="3964" w:type="dxa"/>
+          </w:tcPr>
+          <w:p>
+            <w:pPr>
+              <w:spacing w:line="360" w:lineRule="auto"/>
+              <w:rPr>
+                <w:rFonts w:ascii="Times New Roman" w:hAnsi="Times New Roman" w:cs="Times New Roman"/>
+                <w:sz w:val="28"/>
+                <w:szCs w:val="28"/>
+                <w:lang w:val="en-US"/>
+              </w:rPr>
+            </w:pPr>
+            <w:r>
+              <w:rPr>
+                <w:rFonts w:ascii="Times New Roman" w:hAnsi="Times New Roman" w:cs="Times New Roman"/>
+                <w:sz w:val="28"/>
+                <w:szCs w:val="28"/>
+                <w:lang w:val="en-US"/>
+              </w:rPr>
+              <w:t>To be supposed to</w:t>
+            </w:r>
+          </w:p>
+        </w:tc>
+        <w:tc>
+          <w:tcPr>
+            <w:tcW w:w="6379" w:type="dxa"/>
+          </w:tcPr>
+          <w:p>
+            <w:pPr>
+              <w:spacing w:line="360" w:lineRule="auto"/>
+              <w:rPr>
+                <w:rFonts w:ascii="Times New Roman" w:hAnsi="Times New Roman" w:cs="Times New Roman"/>
+                <w:sz w:val="28"/>
+                <w:szCs w:val="28"/>
+                <w:lang w:val="en-US"/>
+              </w:rPr>
+            </w:pPr>
+            <w:r>
+              <w:rPr>
+                <w:rFonts w:ascii="Times New Roman" w:hAnsi="Times New Roman" w:cs="Times New Roman"/>
+                <w:sz w:val="28"/>
+                <w:szCs w:val="28"/>
+                <w:lang w:val="en-US"/>
+              </w:rPr>
+              <w:t>Предполагается, что</w:t>
+            </w:r>
+          </w:p>
+        </w:tc>
+      </w:tr>
+      <w:tr>
+        <w:tc>
+          <w:tcPr>
+            <w:tcW w:w="3964" w:type="dxa"/>
+          </w:tcPr>
+          <w:p>
+            <w:pPr>
+              <w:spacing w:line="360" w:lineRule="auto"/>
+              <w:rPr>
+                <w:rFonts w:ascii="Times New Roman" w:hAnsi="Times New Roman" w:cs="Times New Roman"/>
+                <w:sz w:val="28"/>
+                <w:szCs w:val="28"/>
+                <w:lang w:val="en-US"/>
+              </w:rPr>
+            </w:pPr>
+            <w:r>
+              <w:rPr>
+                <w:rFonts w:ascii="Times New Roman" w:hAnsi="Times New Roman" w:cs="Times New Roman"/>
+                <w:sz w:val="28"/>
+                <w:szCs w:val="28"/>
+                <w:lang w:val="en-US"/>
+              </w:rPr>
+              <w:t>A requirement is that</w:t>
+            </w:r>
+          </w:p>
+        </w:tc>
+        <w:tc>
+          <w:tcPr>
+            <w:tcW w:w="6379" w:type="dxa"/>
+          </w:tcPr>
+          <w:p>
+            <w:pPr>
+              <w:spacing w:line="360" w:lineRule="auto"/>
+              <w:rPr>
+                <w:rFonts w:ascii="Times New Roman" w:hAnsi="Times New Roman" w:cs="Times New Roman"/>
+                <w:sz w:val="28"/>
+                <w:szCs w:val="28"/>
+              </w:rPr>
+            </w:pPr>
+            <w:r>
+              <w:rPr>
+                <w:rFonts w:ascii="Times New Roman" w:hAnsi="Times New Roman" w:cs="Times New Roman"/>
+                <w:sz w:val="28"/>
+                <w:szCs w:val="28"/>
+              </w:rPr>
+              <w:t>Одним из требований является то, что</w:t>
+            </w:r>
+          </w:p>
+        </w:tc>
+      </w:tr>
+      <w:tr>
+        <w:tc>
+          <w:tcPr>
+            <w:tcW w:w="10343" w:type="dxa"/>
+            <w:gridSpan w:val="2"/>
+          </w:tcPr>
+          <w:p>
+            <w:pPr>
+              <w:spacing w:line="360" w:lineRule="auto"/>
+              <w:rPr>
+                <w:rFonts w:ascii="Times New Roman" w:hAnsi="Times New Roman" w:cs="Times New Roman"/>
+                <w:b/>
+                <w:bCs/>
+                <w:sz w:val="28"/>
+                <w:szCs w:val="28"/>
+                <w:lang w:val="en-US"/>
+              </w:rPr>
+            </w:pPr>
+            <w:r>
+              <w:rPr>
+                <w:rFonts w:ascii="Times New Roman" w:hAnsi="Times New Roman" w:cs="Times New Roman"/>
+                <w:b/>
+                <w:bCs/>
+                <w:sz w:val="28"/>
+                <w:szCs w:val="28"/>
+                <w:lang w:val="en-US"/>
+              </w:rPr>
+              <w:t>ABILITY</w:t>
+            </w:r>
+          </w:p>
+        </w:tc>
+      </w:tr>
+      <w:tr>
+        <w:tc>
+          <w:tcPr>
+            <w:tcW w:w="3964" w:type="dxa"/>
+          </w:tcPr>
+          <w:p>
+            <w:pPr>
+              <w:spacing w:line="360" w:lineRule="auto"/>
+              <w:rPr>
+                <w:rFonts w:ascii="Times New Roman" w:hAnsi="Times New Roman" w:cs="Times New Roman"/>
+                <w:sz w:val="28"/>
+                <w:szCs w:val="28"/>
+                <w:lang w:val="en-US"/>
+              </w:rPr>
+            </w:pPr>
+            <w:r>
+              <w:rPr>
+                <w:rFonts w:ascii="Times New Roman" w:hAnsi="Times New Roman" w:cs="Times New Roman"/>
+                <w:sz w:val="28"/>
+                <w:szCs w:val="28"/>
+                <w:lang w:val="en-US"/>
+              </w:rPr>
+              <w:t>To be capable of</w:t>
+            </w:r>
+          </w:p>
+        </w:tc>
+        <w:tc>
+          <w:tcPr>
+            <w:tcW w:w="6379" w:type="dxa"/>
+          </w:tcPr>
+          <w:p>
+            <w:pPr>
+              <w:spacing w:line="360" w:lineRule="auto"/>
+              <w:rPr>
+                <w:rFonts w:ascii="Times New Roman" w:hAnsi="Times New Roman" w:cs="Times New Roman"/>
+                <w:sz w:val="28"/>
+                <w:szCs w:val="28"/>
+                <w:lang w:val="en-US"/>
+              </w:rPr>
+            </w:pPr>
+            <w:r>
+              <w:rPr>
+                <w:rFonts w:ascii="Times New Roman" w:hAnsi="Times New Roman" w:cs="Times New Roman"/>
+                <w:sz w:val="28"/>
+                <w:szCs w:val="28"/>
+                <w:lang w:val="en-US"/>
+              </w:rPr>
+              <w:t>Быть способным</w:t>
+            </w:r>
+          </w:p>
+        </w:tc>
+      </w:tr>
+      <w:tr>
+        <w:tc>
+          <w:tcPr>
+            <w:tcW w:w="3964" w:type="dxa"/>
+          </w:tcPr>
+          <w:p>
+            <w:pPr>
+              <w:spacing w:line="360" w:lineRule="auto"/>
+              <w:rPr>
+                <w:rFonts w:ascii="Times New Roman" w:hAnsi="Times New Roman" w:cs="Times New Roman"/>
+                <w:sz w:val="28"/>
+                <w:szCs w:val="28"/>
+                <w:lang w:val="en-US"/>
+              </w:rPr>
+            </w:pPr>
+            <w:r>
+              <w:rPr>
+                <w:rFonts w:ascii="Times New Roman" w:hAnsi="Times New Roman" w:cs="Times New Roman"/>
+                <w:sz w:val="28"/>
+                <w:szCs w:val="28"/>
+                <w:lang w:val="en-US"/>
+              </w:rPr>
+              <w:t>Have an aptitude for</w:t>
+            </w:r>
+          </w:p>
+        </w:tc>
+        <w:tc>
+          <w:tcPr>
+            <w:tcW w:w="6379" w:type="dxa"/>
+          </w:tcPr>
+          <w:p>
+            <w:pPr>
+              <w:spacing w:line="360" w:lineRule="auto"/>
+              <w:rPr>
+                <w:rFonts w:ascii="Times New Roman" w:hAnsi="Times New Roman" w:cs="Times New Roman"/>
+                <w:sz w:val="28"/>
+                <w:szCs w:val="28"/>
+                <w:lang w:val="en-US"/>
+              </w:rPr>
+            </w:pPr>
+            <w:r>
+              <w:rPr>
+                <w:rFonts w:ascii="Times New Roman" w:hAnsi="Times New Roman" w:cs="Times New Roman"/>
+                <w:sz w:val="28"/>
+                <w:szCs w:val="28"/>
+                <w:lang w:val="en-US"/>
+              </w:rPr>
+              <w:t>Обладать способностью к</w:t>
+            </w:r>
+          </w:p>
+        </w:tc>
+      </w:tr>
+      <w:tr>
+        <w:tc>
+          <w:tcPr>
+            <w:tcW w:w="3964" w:type="dxa"/>
+          </w:tcPr>
+          <w:p>
+            <w:pPr>
+              <w:spacing w:line="360" w:lineRule="auto"/>
+              <w:rPr>
+                <w:rFonts w:ascii="Times New Roman" w:hAnsi="Times New Roman" w:cs="Times New Roman"/>
+                <w:sz w:val="28"/>
+                <w:szCs w:val="28"/>
+                <w:lang w:val="en-US"/>
+              </w:rPr>
+            </w:pPr>
+            <w:r>
+              <w:rPr>
+                <w:rFonts w:ascii="Times New Roman" w:hAnsi="Times New Roman" w:cs="Times New Roman"/>
+                <w:sz w:val="28"/>
+                <w:szCs w:val="28"/>
+                <w:lang w:val="en-US"/>
+              </w:rPr>
+              <w:t>REsumE</w:t>
+            </w:r>
+          </w:p>
+        </w:tc>
+        <w:tc>
+          <w:tcPr>
+            <w:tcW w:w="6379" w:type="dxa"/>
+          </w:tcPr>
+          <w:p>
+            <w:pPr>
+              <w:spacing w:line="360" w:lineRule="auto"/>
+              <w:rPr>
+                <w:rFonts w:ascii="Times New Roman" w:hAnsi="Times New Roman" w:cs="Times New Roman"/>
+                <w:sz w:val="28"/>
+                <w:szCs w:val="28"/>
+                <w:lang w:val="en-US"/>
+              </w:rPr>
+            </w:pPr>
+            <w:r>
+              <w:rPr>
+                <w:rFonts w:ascii="Times New Roman" w:hAnsi="Times New Roman" w:cs="Times New Roman"/>
+                <w:sz w:val="28"/>
+                <w:szCs w:val="28"/>
+              </w:rPr>
+              <w:t>Резюме (</w:t>
+            </w:r>
+            <w:r>
+              <w:rPr>
+                <w:rFonts w:ascii="Times New Roman" w:hAnsi="Times New Roman" w:cs="Times New Roman"/>
+                <w:sz w:val="28"/>
+                <w:szCs w:val="28"/>
+                <w:lang w:val="en-US"/>
+              </w:rPr>
+              <w:t>CV)</w:t>
+            </w:r>
+          </w:p>
+        </w:tc>
+      </w:tr>
+      <w:tr>
+        <w:tc>
+          <w:tcPr>
+            <w:tcW w:w="3964" w:type="dxa"/>
+          </w:tcPr>
+          <w:p>
+            <w:pPr>
+              <w:spacing w:line="360" w:lineRule="auto"/>
+              <w:rPr>
+                <w:rFonts w:ascii="Times New Roman" w:hAnsi="Times New Roman" w:cs="Times New Roman"/>
+                <w:sz w:val="28"/>
+                <w:szCs w:val="28"/>
+                <w:lang w:val="en-US"/>
+              </w:rPr>
+            </w:pPr>
+            <w:r>
+              <w:rPr>
+                <w:rFonts w:ascii="Times New Roman" w:hAnsi="Times New Roman" w:cs="Times New Roman"/>
+                <w:sz w:val="28"/>
+                <w:szCs w:val="28"/>
+                <w:lang w:val="en-US"/>
+              </w:rPr>
+              <w:t>ResUme</w:t>
+            </w:r>
+          </w:p>
+        </w:tc>
+        <w:tc>
+          <w:tcPr>
+            <w:tcW w:w="6379" w:type="dxa"/>
+          </w:tcPr>
+          <w:p>
+            <w:pPr>
+              <w:spacing w:line="360" w:lineRule="auto"/>
+              <w:rPr>
+                <w:rFonts w:ascii="Times New Roman" w:hAnsi="Times New Roman" w:cs="Times New Roman"/>
+                <w:sz w:val="28"/>
+                <w:szCs w:val="28"/>
+              </w:rPr>
+            </w:pPr>
+            <w:r>
+              <w:rPr>
+                <w:rFonts w:ascii="Times New Roman" w:hAnsi="Times New Roman" w:cs="Times New Roman"/>
+                <w:sz w:val="28"/>
+                <w:szCs w:val="28"/>
+              </w:rPr>
+              <w:t>Начать заново (после паузы)</w:t>
+            </w:r>
+          </w:p>
+        </w:tc>
+      </w:tr>
+      <w:tr>
+        <w:tc>
+          <w:tcPr>
+            <w:tcW w:w="3964" w:type="dxa"/>
+          </w:tcPr>
+          <w:p>
+            <w:pPr>
+              <w:spacing w:line="360" w:lineRule="auto"/>
+              <w:rPr>
+                <w:rFonts w:ascii="Times New Roman" w:hAnsi="Times New Roman" w:cs="Times New Roman"/>
+                <w:sz w:val="28"/>
+                <w:szCs w:val="28"/>
+                <w:lang w:val="en-US"/>
+              </w:rPr>
+            </w:pPr>
+            <w:r>
+              <w:rPr>
+                <w:rFonts w:ascii="Times New Roman" w:hAnsi="Times New Roman" w:cs="Times New Roman"/>
+                <w:sz w:val="28"/>
+                <w:szCs w:val="28"/>
+                <w:lang w:val="en-US"/>
+              </w:rPr>
+              <w:t>A bit daunting (challenging)</w:t>
+            </w:r>
+          </w:p>
+        </w:tc>
+        <w:tc>
+          <w:tcPr>
+            <w:tcW w:w="6379" w:type="dxa"/>
+          </w:tcPr>
+          <w:p>
+            <w:pPr>
+              <w:spacing w:line="360" w:lineRule="auto"/>
+              <w:rPr>
+                <w:rFonts w:ascii="Times New Roman" w:hAnsi="Times New Roman" w:cs="Times New Roman"/>
+                <w:sz w:val="28"/>
+                <w:szCs w:val="28"/>
+              </w:rPr>
+            </w:pPr>
+            <w:r>
+              <w:rPr>
+                <w:rFonts w:ascii="Times New Roman" w:hAnsi="Times New Roman" w:cs="Times New Roman"/>
+                <w:sz w:val="28"/>
+                <w:szCs w:val="28"/>
+              </w:rPr>
+              <w:t>Немного пугающе (вызывающе)</w:t>
+            </w:r>
+          </w:p>
+        </w:tc>
+      </w:tr>
+      <w:tr>
+        <w:tc>
+          <w:tcPr>
+            <w:tcW w:w="3964" w:type="dxa"/>
+          </w:tcPr>
+          <w:p>
+            <w:pPr>
+              <w:spacing w:line="360" w:lineRule="auto"/>
+              <w:rPr>
+                <w:rFonts w:ascii="Times New Roman" w:hAnsi="Times New Roman" w:cs="Times New Roman"/>
+                <w:sz w:val="28"/>
+                <w:szCs w:val="28"/>
+                <w:lang w:val="en-US"/>
+              </w:rPr>
+            </w:pPr>
+            <w:r>
+              <w:rPr>
+                <w:rFonts w:ascii="Times New Roman" w:hAnsi="Times New Roman" w:cs="Times New Roman"/>
+                <w:sz w:val="28"/>
+                <w:szCs w:val="28"/>
+                <w:lang w:val="en-US"/>
+              </w:rPr>
+              <w:lastRenderedPageBreak/>
+              <w:t>Stand out</w:t>
+            </w:r>
+          </w:p>
+        </w:tc>
+        <w:tc>
+          <w:tcPr>
+            <w:tcW w:w="6379" w:type="dxa"/>
+          </w:tcPr>
+          <w:p>
+            <w:pPr>
+              <w:spacing w:line="360" w:lineRule="auto"/>
+              <w:rPr>
+                <w:rFonts w:ascii="Times New Roman" w:hAnsi="Times New Roman" w:cs="Times New Roman"/>
+                <w:sz w:val="28"/>
+                <w:szCs w:val="28"/>
+              </w:rPr>
+            </w:pPr>
+            <w:r>
+              <w:rPr>
+                <w:rFonts w:ascii="Times New Roman" w:hAnsi="Times New Roman" w:cs="Times New Roman"/>
+                <w:sz w:val="28"/>
+                <w:szCs w:val="28"/>
+              </w:rPr>
+              <w:t>Выделаться</w:t>
+            </w:r>
+          </w:p>
+        </w:tc>
+      </w:tr>
+      <w:tr>
+        <w:tc>
+          <w:tcPr>
+            <w:tcW w:w="3964" w:type="dxa"/>
+          </w:tcPr>
+          <w:p>
+            <w:pPr>
+              <w:spacing w:line="360" w:lineRule="auto"/>
+              <w:rPr>
+                <w:rFonts w:ascii="Times New Roman" w:hAnsi="Times New Roman" w:cs="Times New Roman"/>
+                <w:sz w:val="28"/>
+                <w:szCs w:val="28"/>
+                <w:lang w:val="en-US"/>
+              </w:rPr>
+            </w:pPr>
+            <w:r>
+              <w:rPr>
+                <w:rFonts w:ascii="Times New Roman" w:hAnsi="Times New Roman" w:cs="Times New Roman"/>
+                <w:sz w:val="28"/>
+                <w:szCs w:val="28"/>
+                <w:lang w:val="en-US"/>
+              </w:rPr>
+              <w:t>To rehearse</w:t>
+            </w:r>
+          </w:p>
+        </w:tc>
+        <w:tc>
+          <w:tcPr>
+            <w:tcW w:w="6379" w:type="dxa"/>
+          </w:tcPr>
+          <w:p>
+            <w:pPr>
+              <w:spacing w:line="360" w:lineRule="auto"/>
+              <w:rPr>
+                <w:rFonts w:ascii="Times New Roman" w:hAnsi="Times New Roman" w:cs="Times New Roman"/>
+                <w:sz w:val="28"/>
+                <w:szCs w:val="28"/>
+              </w:rPr>
+            </w:pPr>
+            <w:r>
+              <w:rPr>
+                <w:rFonts w:ascii="Times New Roman" w:hAnsi="Times New Roman" w:cs="Times New Roman"/>
+                <w:sz w:val="28"/>
+                <w:szCs w:val="28"/>
+              </w:rPr>
+              <w:t>Репетировать</w:t>
+            </w:r>
+          </w:p>
+        </w:tc>
+      </w:tr>
+      <w:tr>
+        <w:tc>
+          <w:tcPr>
+            <w:tcW w:w="3964" w:type="dxa"/>
+          </w:tcPr>
+          <w:p>
+            <w:pPr>
+              <w:spacing w:line="360" w:lineRule="auto"/>
+              <w:rPr>
+                <w:rFonts w:ascii="Times New Roman" w:hAnsi="Times New Roman" w:cs="Times New Roman"/>
+                <w:sz w:val="28"/>
+                <w:szCs w:val="28"/>
+                <w:lang w:val="en-US"/>
+              </w:rPr>
+            </w:pPr>
+            <w:r>
+              <w:rPr>
+                <w:rFonts w:ascii="Times New Roman" w:hAnsi="Times New Roman" w:cs="Times New Roman"/>
+                <w:sz w:val="28"/>
+                <w:szCs w:val="28"/>
+                <w:lang w:val="en-US"/>
+              </w:rPr>
+              <w:t>Fidget</w:t>
+            </w:r>
+          </w:p>
+        </w:tc>
+        <w:tc>
+          <w:tcPr>
+            <w:tcW w:w="6379" w:type="dxa"/>
+          </w:tcPr>
+          <w:p>
+            <w:pPr>
+              <w:spacing w:line="360" w:lineRule="auto"/>
+              <w:rPr>
+                <w:rFonts w:ascii="Times New Roman" w:hAnsi="Times New Roman" w:cs="Times New Roman"/>
+                <w:sz w:val="28"/>
+                <w:szCs w:val="28"/>
+              </w:rPr>
+            </w:pPr>
+            <w:r>
+              <w:rPr>
+                <w:rFonts w:ascii="Times New Roman" w:hAnsi="Times New Roman" w:cs="Times New Roman"/>
+                <w:sz w:val="28"/>
+                <w:szCs w:val="28"/>
+              </w:rPr>
+              <w:t>Ёрзать</w:t>
+            </w:r>
+          </w:p>
+        </w:tc>
+      </w:tr>
+      <w:tr>
+        <w:tc>
+          <w:tcPr>
+            <w:tcW w:w="3964" w:type="dxa"/>
+          </w:tcPr>
+          <w:p>
+            <w:pPr>
+              <w:spacing w:line="360" w:lineRule="auto"/>
+              <w:rPr>
+                <w:rFonts w:ascii="Times New Roman" w:hAnsi="Times New Roman" w:cs="Times New Roman"/>
+                <w:sz w:val="28"/>
+                <w:szCs w:val="28"/>
+                <w:lang w:val="en-US"/>
+              </w:rPr>
+            </w:pPr>
+            <w:r>
+              <w:rPr>
+                <w:rFonts w:ascii="Times New Roman" w:hAnsi="Times New Roman" w:cs="Times New Roman"/>
+                <w:sz w:val="28"/>
+                <w:szCs w:val="28"/>
+                <w:lang w:val="en-US"/>
+              </w:rPr>
+              <w:t>Fancy image</w:t>
+            </w:r>
+          </w:p>
+        </w:tc>
+        <w:tc>
+          <w:tcPr>
+            <w:tcW w:w="6379" w:type="dxa"/>
+          </w:tcPr>
+          <w:p>
+            <w:pPr>
+              <w:spacing w:line="360" w:lineRule="auto"/>
+              <w:rPr>
+                <w:rFonts w:ascii="Times New Roman" w:hAnsi="Times New Roman" w:cs="Times New Roman"/>
+                <w:sz w:val="28"/>
+                <w:szCs w:val="28"/>
+              </w:rPr>
+            </w:pPr>
+            <w:r>
+              <w:rPr>
+                <w:rFonts w:ascii="Times New Roman" w:hAnsi="Times New Roman" w:cs="Times New Roman"/>
+                <w:sz w:val="28"/>
+                <w:szCs w:val="28"/>
+              </w:rPr>
+              <w:t>Причудливое изображение</w:t>
             </w:r>
           </w:p>
         </w:tc>
@@ -3593,6 +5859,7 @@
           <w:bCs/>
           <w:sz w:val="28"/>
           <w:szCs w:val="28"/>
+          <w:lang w:val="en-US"/>
         </w:rPr>
       </w:pPr>
     </w:p>
